--- a/cv/Bhuvann_Vinodh_Ram_CV_AI_Engineer.docx
+++ b/cv/Bhuvann_Vinodh_Ram_CV_AI_Engineer.docx
@@ -41,7 +41,7 @@
           <w:color w:val="566273"/>
           <w:sz w:val="19"/>
         </w:rPr>
-        <w:t xml:space="preserve">Dublin, Ireland  ·  </w:t>
+        <w:t xml:space="preserve">Dublin, Ireland  ·  +353 89 970 0459  ·  </w:t>
       </w:r>
       <w:hyperlink r:id="rId9">
         <w:r>
